--- a/tests/corpus/01_styles.docx
+++ b/tests/corpus/01_styles.docx
@@ -555,7 +555,7 @@
     <w:link w:val="Heading1Char"/>
     <w:uiPriority w:val="9"/>
     <w:qFormat/>
-    <w:rsid w:val="008953BE"/>
+    <w:rsid w:val="00FF4920"/>
     <w:pPr>
       <w:keepNext/>
       <w:keepLines/>
@@ -577,7 +577,7 @@
     <w:uiPriority w:val="9"/>
     <w:unhideWhenUsed/>
     <w:qFormat/>
-    <w:rsid w:val="008953BE"/>
+    <w:rsid w:val="00FF4920"/>
     <w:pPr>
       <w:keepNext/>
       <w:keepLines/>
@@ -600,7 +600,7 @@
     <w:semiHidden/>
     <w:unhideWhenUsed/>
     <w:qFormat/>
-    <w:rsid w:val="008953BE"/>
+    <w:rsid w:val="00FF4920"/>
     <w:pPr>
       <w:keepNext/>
       <w:keepLines/>
@@ -623,7 +623,7 @@
     <w:semiHidden/>
     <w:unhideWhenUsed/>
     <w:qFormat/>
-    <w:rsid w:val="008953BE"/>
+    <w:rsid w:val="00FF4920"/>
     <w:pPr>
       <w:keepNext/>
       <w:keepLines/>
@@ -646,7 +646,7 @@
     <w:semiHidden/>
     <w:unhideWhenUsed/>
     <w:qFormat/>
-    <w:rsid w:val="008953BE"/>
+    <w:rsid w:val="00FF4920"/>
     <w:pPr>
       <w:keepNext/>
       <w:keepLines/>
@@ -667,7 +667,7 @@
     <w:semiHidden/>
     <w:unhideWhenUsed/>
     <w:qFormat/>
-    <w:rsid w:val="008953BE"/>
+    <w:rsid w:val="00FF4920"/>
     <w:pPr>
       <w:keepNext/>
       <w:keepLines/>
@@ -690,7 +690,7 @@
     <w:semiHidden/>
     <w:unhideWhenUsed/>
     <w:qFormat/>
-    <w:rsid w:val="008953BE"/>
+    <w:rsid w:val="00FF4920"/>
     <w:pPr>
       <w:keepNext/>
       <w:keepLines/>
@@ -711,7 +711,7 @@
     <w:semiHidden/>
     <w:unhideWhenUsed/>
     <w:qFormat/>
-    <w:rsid w:val="008953BE"/>
+    <w:rsid w:val="00FF4920"/>
     <w:pPr>
       <w:keepNext/>
       <w:keepLines/>
@@ -734,7 +734,7 @@
     <w:semiHidden/>
     <w:unhideWhenUsed/>
     <w:qFormat/>
-    <w:rsid w:val="008953BE"/>
+    <w:rsid w:val="00FF4920"/>
     <w:pPr>
       <w:keepNext/>
       <w:keepLines/>
@@ -777,7 +777,7 @@
     <w:basedOn w:val="DefaultParagraphFont"/>
     <w:link w:val="Heading1"/>
     <w:uiPriority w:val="9"/>
-    <w:rsid w:val="008953BE"/>
+    <w:rsid w:val="00FF4920"/>
     <w:rPr>
       <w:rFonts w:asciiTheme="majorHAnsi" w:eastAsiaTheme="majorEastAsia" w:hAnsiTheme="majorHAnsi" w:cstheme="majorBidi"/>
       <w:color w:val="2F5496" w:themeColor="accent1" w:themeShade="BF"/>
@@ -790,7 +790,7 @@
     <w:basedOn w:val="DefaultParagraphFont"/>
     <w:link w:val="Heading2"/>
     <w:uiPriority w:val="9"/>
-    <w:rsid w:val="008953BE"/>
+    <w:rsid w:val="00FF4920"/>
     <w:rPr>
       <w:rFonts w:asciiTheme="majorHAnsi" w:eastAsiaTheme="majorEastAsia" w:hAnsiTheme="majorHAnsi" w:cstheme="majorBidi"/>
       <w:color w:val="2F5496" w:themeColor="accent1" w:themeShade="BF"/>
@@ -804,7 +804,7 @@
     <w:link w:val="Heading3"/>
     <w:uiPriority w:val="9"/>
     <w:semiHidden/>
-    <w:rsid w:val="008953BE"/>
+    <w:rsid w:val="00FF4920"/>
     <w:rPr>
       <w:rFonts w:eastAsiaTheme="majorEastAsia" w:cstheme="majorBidi"/>
       <w:color w:val="2F5496" w:themeColor="accent1" w:themeShade="BF"/>
@@ -818,7 +818,7 @@
     <w:link w:val="Heading4"/>
     <w:uiPriority w:val="9"/>
     <w:semiHidden/>
-    <w:rsid w:val="008953BE"/>
+    <w:rsid w:val="00FF4920"/>
     <w:rPr>
       <w:rFonts w:eastAsiaTheme="majorEastAsia" w:cstheme="majorBidi"/>
       <w:i/>
@@ -832,7 +832,7 @@
     <w:link w:val="Heading5"/>
     <w:uiPriority w:val="9"/>
     <w:semiHidden/>
-    <w:rsid w:val="008953BE"/>
+    <w:rsid w:val="00FF4920"/>
     <w:rPr>
       <w:rFonts w:eastAsiaTheme="majorEastAsia" w:cstheme="majorBidi"/>
       <w:color w:val="2F5496" w:themeColor="accent1" w:themeShade="BF"/>
@@ -844,7 +844,7 @@
     <w:link w:val="Heading6"/>
     <w:uiPriority w:val="9"/>
     <w:semiHidden/>
-    <w:rsid w:val="008953BE"/>
+    <w:rsid w:val="00FF4920"/>
     <w:rPr>
       <w:rFonts w:eastAsiaTheme="majorEastAsia" w:cstheme="majorBidi"/>
       <w:i/>
@@ -858,7 +858,7 @@
     <w:link w:val="Heading7"/>
     <w:uiPriority w:val="9"/>
     <w:semiHidden/>
-    <w:rsid w:val="008953BE"/>
+    <w:rsid w:val="00FF4920"/>
     <w:rPr>
       <w:rFonts w:eastAsiaTheme="majorEastAsia" w:cstheme="majorBidi"/>
       <w:color w:val="595959" w:themeColor="text1" w:themeTint="A6"/>
@@ -870,7 +870,7 @@
     <w:link w:val="Heading8"/>
     <w:uiPriority w:val="9"/>
     <w:semiHidden/>
-    <w:rsid w:val="008953BE"/>
+    <w:rsid w:val="00FF4920"/>
     <w:rPr>
       <w:rFonts w:eastAsiaTheme="majorEastAsia" w:cstheme="majorBidi"/>
       <w:i/>
@@ -884,7 +884,7 @@
     <w:link w:val="Heading9"/>
     <w:uiPriority w:val="9"/>
     <w:semiHidden/>
-    <w:rsid w:val="008953BE"/>
+    <w:rsid w:val="00FF4920"/>
     <w:rPr>
       <w:rFonts w:eastAsiaTheme="majorEastAsia" w:cstheme="majorBidi"/>
       <w:color w:val="272727" w:themeColor="text1" w:themeTint="D8"/>
@@ -897,7 +897,7 @@
     <w:link w:val="TitleChar"/>
     <w:uiPriority w:val="10"/>
     <w:qFormat/>
-    <w:rsid w:val="008953BE"/>
+    <w:rsid w:val="00FF4920"/>
     <w:pPr>
       <w:spacing w:after="80" w:line="240" w:lineRule="auto"/>
       <w:contextualSpacing/>
@@ -915,7 +915,7 @@
     <w:basedOn w:val="DefaultParagraphFont"/>
     <w:link w:val="Title"/>
     <w:uiPriority w:val="10"/>
-    <w:rsid w:val="008953BE"/>
+    <w:rsid w:val="00FF4920"/>
     <w:rPr>
       <w:rFonts w:asciiTheme="majorHAnsi" w:eastAsiaTheme="majorEastAsia" w:hAnsiTheme="majorHAnsi" w:cstheme="majorBidi"/>
       <w:spacing w:val="-10"/>
@@ -931,7 +931,7 @@
     <w:link w:val="SubtitleChar"/>
     <w:uiPriority w:val="11"/>
     <w:qFormat/>
-    <w:rsid w:val="008953BE"/>
+    <w:rsid w:val="00FF4920"/>
     <w:pPr>
       <w:numPr>
         <w:ilvl w:val="1"/>
@@ -950,7 +950,7 @@
     <w:basedOn w:val="DefaultParagraphFont"/>
     <w:link w:val="Subtitle"/>
     <w:uiPriority w:val="11"/>
-    <w:rsid w:val="008953BE"/>
+    <w:rsid w:val="00FF4920"/>
     <w:rPr>
       <w:rFonts w:eastAsiaTheme="majorEastAsia" w:cstheme="majorBidi"/>
       <w:color w:val="595959" w:themeColor="text1" w:themeTint="A6"/>
@@ -966,7 +966,7 @@
     <w:link w:val="QuoteChar"/>
     <w:uiPriority w:val="29"/>
     <w:qFormat/>
-    <w:rsid w:val="008953BE"/>
+    <w:rsid w:val="00FF4920"/>
     <w:pPr>
       <w:spacing w:before="160"/>
       <w:jc w:val="center"/>
@@ -982,7 +982,7 @@
     <w:basedOn w:val="DefaultParagraphFont"/>
     <w:link w:val="Quote"/>
     <w:uiPriority w:val="29"/>
-    <w:rsid w:val="008953BE"/>
+    <w:rsid w:val="00FF4920"/>
     <w:rPr>
       <w:i/>
       <w:iCs/>
@@ -994,7 +994,7 @@
     <w:basedOn w:val="Normal"/>
     <w:uiPriority w:val="34"/>
     <w:qFormat/>
-    <w:rsid w:val="008953BE"/>
+    <w:rsid w:val="00FF4920"/>
     <w:pPr>
       <w:ind w:left="720"/>
       <w:contextualSpacing/>
@@ -1005,7 +1005,7 @@
     <w:basedOn w:val="DefaultParagraphFont"/>
     <w:uiPriority w:val="21"/>
     <w:qFormat/>
-    <w:rsid w:val="008953BE"/>
+    <w:rsid w:val="00FF4920"/>
     <w:rPr>
       <w:i/>
       <w:iCs/>
@@ -1019,7 +1019,7 @@
     <w:link w:val="IntenseQuoteChar"/>
     <w:uiPriority w:val="30"/>
     <w:qFormat/>
-    <w:rsid w:val="008953BE"/>
+    <w:rsid w:val="00FF4920"/>
     <w:pPr>
       <w:pBdr>
         <w:top w:val="single" w:sz="4" w:space="10" w:color="2F5496" w:themeColor="accent1" w:themeShade="BF"/>
@@ -1040,7 +1040,7 @@
     <w:basedOn w:val="DefaultParagraphFont"/>
     <w:link w:val="IntenseQuote"/>
     <w:uiPriority w:val="30"/>
-    <w:rsid w:val="008953BE"/>
+    <w:rsid w:val="00FF4920"/>
     <w:rPr>
       <w:i/>
       <w:iCs/>
@@ -1052,7 +1052,7 @@
     <w:basedOn w:val="DefaultParagraphFont"/>
     <w:uiPriority w:val="32"/>
     <w:qFormat/>
-    <w:rsid w:val="008953BE"/>
+    <w:rsid w:val="00FF4920"/>
     <w:rPr>
       <w:b/>
       <w:bCs/>

--- a/tests/corpus/01_styles.docx
+++ b/tests/corpus/01_styles.docx
@@ -555,7 +555,7 @@
     <w:link w:val="Heading1Char"/>
     <w:uiPriority w:val="9"/>
     <w:qFormat/>
-    <w:rsid w:val="00FF4920"/>
+    <w:rsid w:val="00937190"/>
     <w:pPr>
       <w:keepNext/>
       <w:keepLines/>
@@ -577,7 +577,7 @@
     <w:uiPriority w:val="9"/>
     <w:unhideWhenUsed/>
     <w:qFormat/>
-    <w:rsid w:val="00FF4920"/>
+    <w:rsid w:val="00937190"/>
     <w:pPr>
       <w:keepNext/>
       <w:keepLines/>
@@ -600,7 +600,7 @@
     <w:semiHidden/>
     <w:unhideWhenUsed/>
     <w:qFormat/>
-    <w:rsid w:val="00FF4920"/>
+    <w:rsid w:val="00937190"/>
     <w:pPr>
       <w:keepNext/>
       <w:keepLines/>
@@ -623,7 +623,7 @@
     <w:semiHidden/>
     <w:unhideWhenUsed/>
     <w:qFormat/>
-    <w:rsid w:val="00FF4920"/>
+    <w:rsid w:val="00937190"/>
     <w:pPr>
       <w:keepNext/>
       <w:keepLines/>
@@ -646,7 +646,7 @@
     <w:semiHidden/>
     <w:unhideWhenUsed/>
     <w:qFormat/>
-    <w:rsid w:val="00FF4920"/>
+    <w:rsid w:val="00937190"/>
     <w:pPr>
       <w:keepNext/>
       <w:keepLines/>
@@ -667,7 +667,7 @@
     <w:semiHidden/>
     <w:unhideWhenUsed/>
     <w:qFormat/>
-    <w:rsid w:val="00FF4920"/>
+    <w:rsid w:val="00937190"/>
     <w:pPr>
       <w:keepNext/>
       <w:keepLines/>
@@ -690,7 +690,7 @@
     <w:semiHidden/>
     <w:unhideWhenUsed/>
     <w:qFormat/>
-    <w:rsid w:val="00FF4920"/>
+    <w:rsid w:val="00937190"/>
     <w:pPr>
       <w:keepNext/>
       <w:keepLines/>
@@ -711,7 +711,7 @@
     <w:semiHidden/>
     <w:unhideWhenUsed/>
     <w:qFormat/>
-    <w:rsid w:val="00FF4920"/>
+    <w:rsid w:val="00937190"/>
     <w:pPr>
       <w:keepNext/>
       <w:keepLines/>
@@ -734,7 +734,7 @@
     <w:semiHidden/>
     <w:unhideWhenUsed/>
     <w:qFormat/>
-    <w:rsid w:val="00FF4920"/>
+    <w:rsid w:val="00937190"/>
     <w:pPr>
       <w:keepNext/>
       <w:keepLines/>
@@ -777,7 +777,7 @@
     <w:basedOn w:val="DefaultParagraphFont"/>
     <w:link w:val="Heading1"/>
     <w:uiPriority w:val="9"/>
-    <w:rsid w:val="00FF4920"/>
+    <w:rsid w:val="00937190"/>
     <w:rPr>
       <w:rFonts w:asciiTheme="majorHAnsi" w:eastAsiaTheme="majorEastAsia" w:hAnsiTheme="majorHAnsi" w:cstheme="majorBidi"/>
       <w:color w:val="2F5496" w:themeColor="accent1" w:themeShade="BF"/>
@@ -790,7 +790,7 @@
     <w:basedOn w:val="DefaultParagraphFont"/>
     <w:link w:val="Heading2"/>
     <w:uiPriority w:val="9"/>
-    <w:rsid w:val="00FF4920"/>
+    <w:rsid w:val="00937190"/>
     <w:rPr>
       <w:rFonts w:asciiTheme="majorHAnsi" w:eastAsiaTheme="majorEastAsia" w:hAnsiTheme="majorHAnsi" w:cstheme="majorBidi"/>
       <w:color w:val="2F5496" w:themeColor="accent1" w:themeShade="BF"/>
@@ -804,7 +804,7 @@
     <w:link w:val="Heading3"/>
     <w:uiPriority w:val="9"/>
     <w:semiHidden/>
-    <w:rsid w:val="00FF4920"/>
+    <w:rsid w:val="00937190"/>
     <w:rPr>
       <w:rFonts w:eastAsiaTheme="majorEastAsia" w:cstheme="majorBidi"/>
       <w:color w:val="2F5496" w:themeColor="accent1" w:themeShade="BF"/>
@@ -818,7 +818,7 @@
     <w:link w:val="Heading4"/>
     <w:uiPriority w:val="9"/>
     <w:semiHidden/>
-    <w:rsid w:val="00FF4920"/>
+    <w:rsid w:val="00937190"/>
     <w:rPr>
       <w:rFonts w:eastAsiaTheme="majorEastAsia" w:cstheme="majorBidi"/>
       <w:i/>
@@ -832,7 +832,7 @@
     <w:link w:val="Heading5"/>
     <w:uiPriority w:val="9"/>
     <w:semiHidden/>
-    <w:rsid w:val="00FF4920"/>
+    <w:rsid w:val="00937190"/>
     <w:rPr>
       <w:rFonts w:eastAsiaTheme="majorEastAsia" w:cstheme="majorBidi"/>
       <w:color w:val="2F5496" w:themeColor="accent1" w:themeShade="BF"/>
@@ -844,7 +844,7 @@
     <w:link w:val="Heading6"/>
     <w:uiPriority w:val="9"/>
     <w:semiHidden/>
-    <w:rsid w:val="00FF4920"/>
+    <w:rsid w:val="00937190"/>
     <w:rPr>
       <w:rFonts w:eastAsiaTheme="majorEastAsia" w:cstheme="majorBidi"/>
       <w:i/>
@@ -858,7 +858,7 @@
     <w:link w:val="Heading7"/>
     <w:uiPriority w:val="9"/>
     <w:semiHidden/>
-    <w:rsid w:val="00FF4920"/>
+    <w:rsid w:val="00937190"/>
     <w:rPr>
       <w:rFonts w:eastAsiaTheme="majorEastAsia" w:cstheme="majorBidi"/>
       <w:color w:val="595959" w:themeColor="text1" w:themeTint="A6"/>
@@ -870,7 +870,7 @@
     <w:link w:val="Heading8"/>
     <w:uiPriority w:val="9"/>
     <w:semiHidden/>
-    <w:rsid w:val="00FF4920"/>
+    <w:rsid w:val="00937190"/>
     <w:rPr>
       <w:rFonts w:eastAsiaTheme="majorEastAsia" w:cstheme="majorBidi"/>
       <w:i/>
@@ -884,7 +884,7 @@
     <w:link w:val="Heading9"/>
     <w:uiPriority w:val="9"/>
     <w:semiHidden/>
-    <w:rsid w:val="00FF4920"/>
+    <w:rsid w:val="00937190"/>
     <w:rPr>
       <w:rFonts w:eastAsiaTheme="majorEastAsia" w:cstheme="majorBidi"/>
       <w:color w:val="272727" w:themeColor="text1" w:themeTint="D8"/>
@@ -897,7 +897,7 @@
     <w:link w:val="TitleChar"/>
     <w:uiPriority w:val="10"/>
     <w:qFormat/>
-    <w:rsid w:val="00FF4920"/>
+    <w:rsid w:val="00937190"/>
     <w:pPr>
       <w:spacing w:after="80" w:line="240" w:lineRule="auto"/>
       <w:contextualSpacing/>
@@ -915,7 +915,7 @@
     <w:basedOn w:val="DefaultParagraphFont"/>
     <w:link w:val="Title"/>
     <w:uiPriority w:val="10"/>
-    <w:rsid w:val="00FF4920"/>
+    <w:rsid w:val="00937190"/>
     <w:rPr>
       <w:rFonts w:asciiTheme="majorHAnsi" w:eastAsiaTheme="majorEastAsia" w:hAnsiTheme="majorHAnsi" w:cstheme="majorBidi"/>
       <w:spacing w:val="-10"/>
@@ -931,7 +931,7 @@
     <w:link w:val="SubtitleChar"/>
     <w:uiPriority w:val="11"/>
     <w:qFormat/>
-    <w:rsid w:val="00FF4920"/>
+    <w:rsid w:val="00937190"/>
     <w:pPr>
       <w:numPr>
         <w:ilvl w:val="1"/>
@@ -950,7 +950,7 @@
     <w:basedOn w:val="DefaultParagraphFont"/>
     <w:link w:val="Subtitle"/>
     <w:uiPriority w:val="11"/>
-    <w:rsid w:val="00FF4920"/>
+    <w:rsid w:val="00937190"/>
     <w:rPr>
       <w:rFonts w:eastAsiaTheme="majorEastAsia" w:cstheme="majorBidi"/>
       <w:color w:val="595959" w:themeColor="text1" w:themeTint="A6"/>
@@ -966,7 +966,7 @@
     <w:link w:val="QuoteChar"/>
     <w:uiPriority w:val="29"/>
     <w:qFormat/>
-    <w:rsid w:val="00FF4920"/>
+    <w:rsid w:val="00937190"/>
     <w:pPr>
       <w:spacing w:before="160"/>
       <w:jc w:val="center"/>
@@ -982,7 +982,7 @@
     <w:basedOn w:val="DefaultParagraphFont"/>
     <w:link w:val="Quote"/>
     <w:uiPriority w:val="29"/>
-    <w:rsid w:val="00FF4920"/>
+    <w:rsid w:val="00937190"/>
     <w:rPr>
       <w:i/>
       <w:iCs/>
@@ -994,7 +994,7 @@
     <w:basedOn w:val="Normal"/>
     <w:uiPriority w:val="34"/>
     <w:qFormat/>
-    <w:rsid w:val="00FF4920"/>
+    <w:rsid w:val="00937190"/>
     <w:pPr>
       <w:ind w:left="720"/>
       <w:contextualSpacing/>
@@ -1005,7 +1005,7 @@
     <w:basedOn w:val="DefaultParagraphFont"/>
     <w:uiPriority w:val="21"/>
     <w:qFormat/>
-    <w:rsid w:val="00FF4920"/>
+    <w:rsid w:val="00937190"/>
     <w:rPr>
       <w:i/>
       <w:iCs/>
@@ -1019,7 +1019,7 @@
     <w:link w:val="IntenseQuoteChar"/>
     <w:uiPriority w:val="30"/>
     <w:qFormat/>
-    <w:rsid w:val="00FF4920"/>
+    <w:rsid w:val="00937190"/>
     <w:pPr>
       <w:pBdr>
         <w:top w:val="single" w:sz="4" w:space="10" w:color="2F5496" w:themeColor="accent1" w:themeShade="BF"/>
@@ -1040,7 +1040,7 @@
     <w:basedOn w:val="DefaultParagraphFont"/>
     <w:link w:val="IntenseQuote"/>
     <w:uiPriority w:val="30"/>
-    <w:rsid w:val="00FF4920"/>
+    <w:rsid w:val="00937190"/>
     <w:rPr>
       <w:i/>
       <w:iCs/>
@@ -1052,7 +1052,7 @@
     <w:basedOn w:val="DefaultParagraphFont"/>
     <w:uiPriority w:val="32"/>
     <w:qFormat/>
-    <w:rsid w:val="00FF4920"/>
+    <w:rsid w:val="00937190"/>
     <w:rPr>
       <w:b/>
       <w:bCs/>

--- a/tests/corpus/01_styles.docx
+++ b/tests/corpus/01_styles.docx
@@ -555,7 +555,7 @@
     <w:link w:val="Heading1Char"/>
     <w:uiPriority w:val="9"/>
     <w:qFormat/>
-    <w:rsid w:val="00937190"/>
+    <w:rsid w:val="005F3BFE"/>
     <w:pPr>
       <w:keepNext/>
       <w:keepLines/>
@@ -577,7 +577,7 @@
     <w:uiPriority w:val="9"/>
     <w:unhideWhenUsed/>
     <w:qFormat/>
-    <w:rsid w:val="00937190"/>
+    <w:rsid w:val="005F3BFE"/>
     <w:pPr>
       <w:keepNext/>
       <w:keepLines/>
@@ -600,7 +600,7 @@
     <w:semiHidden/>
     <w:unhideWhenUsed/>
     <w:qFormat/>
-    <w:rsid w:val="00937190"/>
+    <w:rsid w:val="005F3BFE"/>
     <w:pPr>
       <w:keepNext/>
       <w:keepLines/>
@@ -623,7 +623,7 @@
     <w:semiHidden/>
     <w:unhideWhenUsed/>
     <w:qFormat/>
-    <w:rsid w:val="00937190"/>
+    <w:rsid w:val="005F3BFE"/>
     <w:pPr>
       <w:keepNext/>
       <w:keepLines/>
@@ -646,7 +646,7 @@
     <w:semiHidden/>
     <w:unhideWhenUsed/>
     <w:qFormat/>
-    <w:rsid w:val="00937190"/>
+    <w:rsid w:val="005F3BFE"/>
     <w:pPr>
       <w:keepNext/>
       <w:keepLines/>
@@ -667,7 +667,7 @@
     <w:semiHidden/>
     <w:unhideWhenUsed/>
     <w:qFormat/>
-    <w:rsid w:val="00937190"/>
+    <w:rsid w:val="005F3BFE"/>
     <w:pPr>
       <w:keepNext/>
       <w:keepLines/>
@@ -690,7 +690,7 @@
     <w:semiHidden/>
     <w:unhideWhenUsed/>
     <w:qFormat/>
-    <w:rsid w:val="00937190"/>
+    <w:rsid w:val="005F3BFE"/>
     <w:pPr>
       <w:keepNext/>
       <w:keepLines/>
@@ -711,7 +711,7 @@
     <w:semiHidden/>
     <w:unhideWhenUsed/>
     <w:qFormat/>
-    <w:rsid w:val="00937190"/>
+    <w:rsid w:val="005F3BFE"/>
     <w:pPr>
       <w:keepNext/>
       <w:keepLines/>
@@ -734,7 +734,7 @@
     <w:semiHidden/>
     <w:unhideWhenUsed/>
     <w:qFormat/>
-    <w:rsid w:val="00937190"/>
+    <w:rsid w:val="005F3BFE"/>
     <w:pPr>
       <w:keepNext/>
       <w:keepLines/>
@@ -777,7 +777,7 @@
     <w:basedOn w:val="DefaultParagraphFont"/>
     <w:link w:val="Heading1"/>
     <w:uiPriority w:val="9"/>
-    <w:rsid w:val="00937190"/>
+    <w:rsid w:val="005F3BFE"/>
     <w:rPr>
       <w:rFonts w:asciiTheme="majorHAnsi" w:eastAsiaTheme="majorEastAsia" w:hAnsiTheme="majorHAnsi" w:cstheme="majorBidi"/>
       <w:color w:val="2F5496" w:themeColor="accent1" w:themeShade="BF"/>
@@ -790,7 +790,7 @@
     <w:basedOn w:val="DefaultParagraphFont"/>
     <w:link w:val="Heading2"/>
     <w:uiPriority w:val="9"/>
-    <w:rsid w:val="00937190"/>
+    <w:rsid w:val="005F3BFE"/>
     <w:rPr>
       <w:rFonts w:asciiTheme="majorHAnsi" w:eastAsiaTheme="majorEastAsia" w:hAnsiTheme="majorHAnsi" w:cstheme="majorBidi"/>
       <w:color w:val="2F5496" w:themeColor="accent1" w:themeShade="BF"/>
@@ -804,7 +804,7 @@
     <w:link w:val="Heading3"/>
     <w:uiPriority w:val="9"/>
     <w:semiHidden/>
-    <w:rsid w:val="00937190"/>
+    <w:rsid w:val="005F3BFE"/>
     <w:rPr>
       <w:rFonts w:eastAsiaTheme="majorEastAsia" w:cstheme="majorBidi"/>
       <w:color w:val="2F5496" w:themeColor="accent1" w:themeShade="BF"/>
@@ -818,7 +818,7 @@
     <w:link w:val="Heading4"/>
     <w:uiPriority w:val="9"/>
     <w:semiHidden/>
-    <w:rsid w:val="00937190"/>
+    <w:rsid w:val="005F3BFE"/>
     <w:rPr>
       <w:rFonts w:eastAsiaTheme="majorEastAsia" w:cstheme="majorBidi"/>
       <w:i/>
@@ -832,7 +832,7 @@
     <w:link w:val="Heading5"/>
     <w:uiPriority w:val="9"/>
     <w:semiHidden/>
-    <w:rsid w:val="00937190"/>
+    <w:rsid w:val="005F3BFE"/>
     <w:rPr>
       <w:rFonts w:eastAsiaTheme="majorEastAsia" w:cstheme="majorBidi"/>
       <w:color w:val="2F5496" w:themeColor="accent1" w:themeShade="BF"/>
@@ -844,7 +844,7 @@
     <w:link w:val="Heading6"/>
     <w:uiPriority w:val="9"/>
     <w:semiHidden/>
-    <w:rsid w:val="00937190"/>
+    <w:rsid w:val="005F3BFE"/>
     <w:rPr>
       <w:rFonts w:eastAsiaTheme="majorEastAsia" w:cstheme="majorBidi"/>
       <w:i/>
@@ -858,7 +858,7 @@
     <w:link w:val="Heading7"/>
     <w:uiPriority w:val="9"/>
     <w:semiHidden/>
-    <w:rsid w:val="00937190"/>
+    <w:rsid w:val="005F3BFE"/>
     <w:rPr>
       <w:rFonts w:eastAsiaTheme="majorEastAsia" w:cstheme="majorBidi"/>
       <w:color w:val="595959" w:themeColor="text1" w:themeTint="A6"/>
@@ -870,7 +870,7 @@
     <w:link w:val="Heading8"/>
     <w:uiPriority w:val="9"/>
     <w:semiHidden/>
-    <w:rsid w:val="00937190"/>
+    <w:rsid w:val="005F3BFE"/>
     <w:rPr>
       <w:rFonts w:eastAsiaTheme="majorEastAsia" w:cstheme="majorBidi"/>
       <w:i/>
@@ -884,7 +884,7 @@
     <w:link w:val="Heading9"/>
     <w:uiPriority w:val="9"/>
     <w:semiHidden/>
-    <w:rsid w:val="00937190"/>
+    <w:rsid w:val="005F3BFE"/>
     <w:rPr>
       <w:rFonts w:eastAsiaTheme="majorEastAsia" w:cstheme="majorBidi"/>
       <w:color w:val="272727" w:themeColor="text1" w:themeTint="D8"/>
@@ -897,7 +897,7 @@
     <w:link w:val="TitleChar"/>
     <w:uiPriority w:val="10"/>
     <w:qFormat/>
-    <w:rsid w:val="00937190"/>
+    <w:rsid w:val="005F3BFE"/>
     <w:pPr>
       <w:spacing w:after="80" w:line="240" w:lineRule="auto"/>
       <w:contextualSpacing/>
@@ -915,7 +915,7 @@
     <w:basedOn w:val="DefaultParagraphFont"/>
     <w:link w:val="Title"/>
     <w:uiPriority w:val="10"/>
-    <w:rsid w:val="00937190"/>
+    <w:rsid w:val="005F3BFE"/>
     <w:rPr>
       <w:rFonts w:asciiTheme="majorHAnsi" w:eastAsiaTheme="majorEastAsia" w:hAnsiTheme="majorHAnsi" w:cstheme="majorBidi"/>
       <w:spacing w:val="-10"/>
@@ -931,7 +931,7 @@
     <w:link w:val="SubtitleChar"/>
     <w:uiPriority w:val="11"/>
     <w:qFormat/>
-    <w:rsid w:val="00937190"/>
+    <w:rsid w:val="005F3BFE"/>
     <w:pPr>
       <w:numPr>
         <w:ilvl w:val="1"/>
@@ -950,7 +950,7 @@
     <w:basedOn w:val="DefaultParagraphFont"/>
     <w:link w:val="Subtitle"/>
     <w:uiPriority w:val="11"/>
-    <w:rsid w:val="00937190"/>
+    <w:rsid w:val="005F3BFE"/>
     <w:rPr>
       <w:rFonts w:eastAsiaTheme="majorEastAsia" w:cstheme="majorBidi"/>
       <w:color w:val="595959" w:themeColor="text1" w:themeTint="A6"/>
@@ -966,7 +966,7 @@
     <w:link w:val="QuoteChar"/>
     <w:uiPriority w:val="29"/>
     <w:qFormat/>
-    <w:rsid w:val="00937190"/>
+    <w:rsid w:val="005F3BFE"/>
     <w:pPr>
       <w:spacing w:before="160"/>
       <w:jc w:val="center"/>
@@ -982,7 +982,7 @@
     <w:basedOn w:val="DefaultParagraphFont"/>
     <w:link w:val="Quote"/>
     <w:uiPriority w:val="29"/>
-    <w:rsid w:val="00937190"/>
+    <w:rsid w:val="005F3BFE"/>
     <w:rPr>
       <w:i/>
       <w:iCs/>
@@ -994,7 +994,7 @@
     <w:basedOn w:val="Normal"/>
     <w:uiPriority w:val="34"/>
     <w:qFormat/>
-    <w:rsid w:val="00937190"/>
+    <w:rsid w:val="005F3BFE"/>
     <w:pPr>
       <w:ind w:left="720"/>
       <w:contextualSpacing/>
@@ -1005,7 +1005,7 @@
     <w:basedOn w:val="DefaultParagraphFont"/>
     <w:uiPriority w:val="21"/>
     <w:qFormat/>
-    <w:rsid w:val="00937190"/>
+    <w:rsid w:val="005F3BFE"/>
     <w:rPr>
       <w:i/>
       <w:iCs/>
@@ -1019,7 +1019,7 @@
     <w:link w:val="IntenseQuoteChar"/>
     <w:uiPriority w:val="30"/>
     <w:qFormat/>
-    <w:rsid w:val="00937190"/>
+    <w:rsid w:val="005F3BFE"/>
     <w:pPr>
       <w:pBdr>
         <w:top w:val="single" w:sz="4" w:space="10" w:color="2F5496" w:themeColor="accent1" w:themeShade="BF"/>
@@ -1040,7 +1040,7 @@
     <w:basedOn w:val="DefaultParagraphFont"/>
     <w:link w:val="IntenseQuote"/>
     <w:uiPriority w:val="30"/>
-    <w:rsid w:val="00937190"/>
+    <w:rsid w:val="005F3BFE"/>
     <w:rPr>
       <w:i/>
       <w:iCs/>
@@ -1052,7 +1052,7 @@
     <w:basedOn w:val="DefaultParagraphFont"/>
     <w:uiPriority w:val="32"/>
     <w:qFormat/>
-    <w:rsid w:val="00937190"/>
+    <w:rsid w:val="005F3BFE"/>
     <w:rPr>
       <w:b/>
       <w:bCs/>
